--- a/教案生成器/lesson-plan-docx-generator/docs/evidence/issue-73-synthetic-course/artifacts/教案04_项目一：线性结构与受限容器_实现顺序表新增、查找和容量边界检查.docx
+++ b/教案生成器/lesson-plan-docx-generator/docs/evidence/issue-73-synthetic-course/artifacts/教案04_项目一：线性结构与受限容器_实现顺序表新增、查找和容量边界检查.docx
@@ -898,6 +898,42 @@
               <w:t>5. 测试index=-1、index=size+1、空表位置0、合法尾插、满表插入、find存在/缺失。位置不合法抛IndexOutOfBoundsException；位置合法但无容量返回false。</w:t>
             </w:r>
           </w:p>
+          <w:p>
+            <w:pPr>
+              <w:jc w:val="left"/>
+              <w:rPr>
+                <w:rFonts w:ascii="仿宋" w:eastAsia="仿宋" w:hAnsi="仿宋"/>
+                <w:sz w:val="24"/>
+                <w:szCs w:val="24"/>
+              </w:rPr>
+            </w:pPr>
+            <w:r>
+              <w:rPr>
+                <w:rFonts w:ascii="仿宋" w:eastAsia="仿宋" w:hAnsi="仿宋" w:hint="eastAsia"/>
+                <w:sz w:val="24"/>
+                <w:szCs w:val="24"/>
+              </w:rPr>
+              <w:t>6. 接口约定：合法位置范围为插入0≤i≤size；非法位置抛IndexOutOfBoundsException，合法但满表返回false；固定容量不自动扩容。</w:t>
+            </w:r>
+          </w:p>
+          <w:p>
+            <w:pPr>
+              <w:jc w:val="left"/>
+              <w:rPr>
+                <w:rFonts w:ascii="仿宋" w:eastAsia="仿宋" w:hAnsi="仿宋"/>
+                <w:sz w:val="24"/>
+                <w:szCs w:val="24"/>
+              </w:rPr>
+            </w:pPr>
+            <w:r>
+              <w:rPr>
+                <w:rFonts w:ascii="仿宋" w:eastAsia="仿宋" w:hAnsi="仿宋" w:hint="eastAsia"/>
+                <w:sz w:val="24"/>
+                <w:szCs w:val="24"/>
+              </w:rPr>
+              <w:t>7. 实践起点的断言结果：插入E-304后为[B-101,B-205,E-304,B-309,E-301]；find(B-309)=2、find(E-304 before insertion)=-1。</w:t>
+            </w:r>
+          </w:p>
         </w:tc>
       </w:tr>
       <w:tr>
@@ -1935,6 +1971,26 @@
                 <w:szCs w:val="24"/>
               </w:rPr>
               <w:t>4. L01容量/下标分析单与L03循环队列状态表</w:t>
+            </w:r>
+          </w:p>
+          <w:p>
+            <w:pPr>
+              <w:snapToGrid w:val="0"/>
+              <w:ind w:left="240" w:hangingChars="100" w:hanging="240"/>
+              <w:jc w:val="left"/>
+              <w:rPr>
+                <w:rFonts w:ascii="仿宋" w:eastAsia="仿宋" w:hAnsi="仿宋"/>
+                <w:sz w:val="24"/>
+                <w:szCs w:val="24"/>
+              </w:rPr>
+            </w:pPr>
+            <w:r>
+              <w:rPr>
+                <w:rFonts w:ascii="仿宋" w:eastAsia="仿宋" w:hAnsi="仿宋" w:hint="eastAsia"/>
+                <w:sz w:val="24"/>
+                <w:szCs w:val="24"/>
+              </w:rPr>
+              <w:t>5. 运行起点：practice-starters/L04SeqListLab.java（Java SE 17）</w:t>
             </w:r>
           </w:p>
         </w:tc>
@@ -5254,9 +5310,28 @@
                 <w:sz w:val="24"/>
                 <w:szCs w:val="24"/>
               </w:rPr>
-              <w:t>1. 编写insert和find骨架；逐行解释位置校验、容量检查、倒序移动、写入和size更新。</w:t>
+              <w:t>1. 教师演示固定容量5、size只统计有效前缀；从右向左移动元素并用槽位表核对插入位置。</w:t>
             </w:r>
             <w:bookmarkEnd w:id="34"/>
+          </w:p>
+          <w:p>
+            <w:pPr>
+              <w:ind w:left="250" w:hangingChars="104" w:hanging="250"/>
+              <w:jc w:val="left"/>
+              <w:rPr>
+                <w:rFonts w:ascii="仿宋" w:eastAsia="仿宋" w:hAnsi="仿宋"/>
+                <w:sz w:val="24"/>
+                <w:szCs w:val="24"/>
+              </w:rPr>
+            </w:pPr>
+            <w:r>
+              <w:rPr>
+                <w:rFonts w:ascii="仿宋" w:eastAsia="仿宋" w:hAnsi="仿宋" w:hint="eastAsia"/>
+                <w:sz w:val="24"/>
+                <w:szCs w:val="24"/>
+              </w:rPr>
+              <w:t>2. 说明非法位置抛IndexOutOfBoundsException，合法位置但满表返回false；find只扫描[0,size)。</w:t>
+            </w:r>
           </w:p>
         </w:tc>
         <w:tc>
@@ -5480,9 +5555,47 @@
                 <w:sz w:val="24"/>
                 <w:szCs w:val="24"/>
               </w:rPr>
-              <w:t>1. 学生完成SeqList类和基本查找，运行空表、缺失项、插入首/中/尾项等测试。</w:t>
+              <w:t>1. 打开practice-starters/L04SeqListLab.java；先读接口和内置断言，再实现insert/find，不改固定容量和异常契约。</w:t>
             </w:r>
             <w:bookmarkEnd w:id="39"/>
+          </w:p>
+          <w:p>
+            <w:pPr>
+              <w:ind w:left="250" w:hangingChars="104" w:hanging="250"/>
+              <w:jc w:val="left"/>
+              <w:rPr>
+                <w:rFonts w:ascii="仿宋" w:eastAsia="仿宋" w:hAnsi="仿宋"/>
+                <w:sz w:val="24"/>
+                <w:szCs w:val="24"/>
+              </w:rPr>
+            </w:pPr>
+            <w:r>
+              <w:rPr>
+                <w:rFonts w:ascii="仿宋" w:eastAsia="仿宋" w:hAnsi="仿宋" w:hint="eastAsia"/>
+                <w:sz w:val="24"/>
+                <w:szCs w:val="24"/>
+              </w:rPr>
+              <w:t>2. 25分钟分配：3分钟读代码/画状态，8分钟实现插入与查找，6分钟核对中间插入及满表，5分钟跑空表/非法位置/缺失查找测试，3分钟修复首个失败断言。</w:t>
+            </w:r>
+          </w:p>
+          <w:p>
+            <w:pPr>
+              <w:ind w:left="250" w:hangingChars="104" w:hanging="250"/>
+              <w:jc w:val="left"/>
+              <w:rPr>
+                <w:rFonts w:ascii="仿宋" w:eastAsia="仿宋" w:hAnsi="仿宋"/>
+                <w:sz w:val="24"/>
+                <w:szCs w:val="24"/>
+              </w:rPr>
+            </w:pPr>
+            <w:r>
+              <w:rPr>
+                <w:rFonts w:ascii="仿宋" w:eastAsia="仿宋" w:hAnsi="仿宋" w:hint="eastAsia"/>
+                <w:sz w:val="24"/>
+                <w:szCs w:val="24"/>
+              </w:rPr>
+              <w:t>3. 运行后应得到[B-101,B-205,E-304,B-309,E-301]；find(B-309)=2，插入前find(E-304)=-1；满表插入返回false且items、size不变。</w:t>
+            </w:r>
           </w:p>
         </w:tc>
         <w:tc>
@@ -5516,7 +5629,7 @@
                 <w:sz w:val="24"/>
                 <w:szCs w:val="24"/>
               </w:rPr>
-              <w:t>1. 按检查表巡回；不直接替学生改代码，先询问失败断言预期状态。</w:t>
+              <w:t>1. 演示如何从expected状态定位首次偏差；巡视下标边界与移动方向，不代写方法体。</w:t>
             </w:r>
             <w:bookmarkEnd w:id="40"/>
           </w:p>
@@ -5552,7 +5665,7 @@
                 <w:sz w:val="24"/>
                 <w:szCs w:val="24"/>
               </w:rPr>
-              <w:t>1. 每人提交源文件、编译运行记录和断言输出；失败者定位并修正条件。</w:t>
+              <w:t>1. 按断言输入实现，运行`javac L04SeqListLab.java &amp;&amp; java L04SeqListLab`；保存源码、输出与一个边界失败的修复说明。</w:t>
             </w:r>
             <w:bookmarkEnd w:id="41"/>
           </w:p>
